--- a/src/exports/语文/语文-错题汇总.docx
+++ b/src/exports/语文/语文-错题汇总.docx
@@ -12,7 +12,7 @@
     </w:p>
     <w:p>
       <w:r>
-        <w:t xml:space="preserve">导出时间：2026/5/17 17:30:21</w:t>
+        <w:t xml:space="preserve">导出时间：2026/5/17 21:34:10</w:t>
       </w:r>
     </w:p>
     <w:p>
@@ -50,7 +50,7 @@
     </w:p>
     <w:p>
       <w:r>
-        <w:t xml:space="preserve">图片读取失败：/Users/qige/Documents/trae_projects/mistake_notebook/src/uploads/语文/2026-05-17/9d39ffd2-2453-4719-9c33-b59952221a8c.jpg</w:t>
+        <w:t xml:space="preserve">图片读取失败：/Users/qige/Documents/trae_projects/mistake_notebook/src/uploads/语文/2026-05-17/4bbf3394-810e-42ed-98b3-60c1d29c4355.jpg</w:t>
       </w:r>
     </w:p>
     <w:sectPr>
